--- a/mon/toan/khbd/lop10/KHBD_STEM_Bai4_HeBPT_KhauPhanAn_Toan10.docx
+++ b/mon/toan/khbd/lop10/KHBD_STEM_Bai4_HeBPT_KhauPhanAn_Toan10.docx
@@ -43,35 +43,31 @@
                 <w:i/>
                 <w:iCs/>
               </w:rPr>
-              <w:t xml:space="preserve">Ngày </w:t>
+              <w:t>Ngày …… tháng …… năm ……</w:t>
             </w:r>
             <w:r>
               <w:rPr>
                 <w:i/>
                 <w:iCs/>
               </w:rPr>
-              <w:t>27</w:t>
             </w:r>
             <w:r>
               <w:rPr>
                 <w:i/>
                 <w:iCs/>
               </w:rPr>
-              <w:t xml:space="preserve"> tháng </w:t>
             </w:r>
             <w:r>
               <w:rPr>
                 <w:i/>
                 <w:iCs/>
               </w:rPr>
-              <w:t xml:space="preserve">09 </w:t>
             </w:r>
             <w:r>
               <w:rPr>
                 <w:i/>
                 <w:iCs/>
               </w:rPr>
-              <w:t>năm 2026</w:t>
             </w:r>
           </w:p>
         </w:tc>
@@ -94,11 +90,9 @@
                 <w:i/>
                 <w:iCs/>
               </w:rPr>
-              <w:t xml:space="preserve">Họ và tên giáo viên: </w:t>
-            </w:r>
-            <w:r>
-              <w:t>TRƯƠNG TỬ TRANG</w:t>
-            </w:r>
+              <w:t>Họ và tên giáo viên: ……………………………</w:t>
+            </w:r>
+            <w:r/>
           </w:p>
           <w:p>
             <w:pPr>
@@ -958,7 +952,7 @@
         <w:t>Chăm chỉ:</w:t>
       </w:r>
       <w:r>
-        <w:t xml:space="preserve"> tích cực khảo sát giá cả ở chợ, cửa hàng tại địa phương (thị trấn Vĩnh Thạnh); kiên trì tính toán, thử nghiệm và điều chỉnh khẩu phần.</w:t>
+        <w:t xml:space="preserve"> tích cực khảo sát giá cả ở chợ, cửa hàng tại địa phương (thị trấn địa phương); kiên trì tính toán, thử nghiệm và điều chỉnh khẩu phần.</w:t>
       </w:r>
     </w:p>
     <w:p>
@@ -2708,7 +2702,7 @@
         <w:t>Vấn đề 2 (tình huống thực tiễn của học sinh):</w:t>
       </w:r>
       <w:r>
-        <w:t xml:space="preserve"> Nhiều bạn học sinh ở Vĩnh Thạnh ở lại trường buổi trưa, mỗi ngày được gia đình cho một khoản tiền ăn cố định. Với số tiền có hạn, làm thế nào để phần thức ăn giàu đạm của bữa trưa (thịt, cá, trứng, đậu phụ, …) vừa </w:t>
+        <w:t xml:space="preserve"> Nhiều bạn học sinh ở địa phương ở lại trường buổi trưa, mỗi ngày được gia đình cho một khoản tiền ăn cố định. Với số tiền có hạn, làm thế nào để phần thức ăn giàu đạm của bữa trưa (thịt, cá, trứng, đậu phụ, …) vừa </w:t>
       </w:r>
       <w:r>
         <w:rPr>
@@ -12639,7 +12633,7 @@
         <w:jc w:val="both"/>
       </w:pPr>
       <w:r>
-        <w:t>– GV phát Phiếu khảo sát giá và dinh dưỡng; mỗi nhóm chọn hai loại thực phẩm giàu đạm (thịt lợn, thịt gà, cá rô phi, trứng gà, đậu phụ, …), khảo sát giá tại chợ Vĩnh Thạnh hoặc cửa hàng gần nhà, tra cứu lượng protein (và lipid hoặc năng lượng) trên 100 g; được dùng chatbot AI để tra cứu nhưng phải đối chiếu với Bảng thành phần thực phẩm Việt Nam và ghi Nhật ký sử dụng AI.</w:t>
+        <w:t>– GV phát Phiếu khảo sát giá và dinh dưỡng; mỗi nhóm chọn hai loại thực phẩm giàu đạm (thịt lợn, thịt gà, cá rô phi, trứng gà, đậu phụ, …), khảo sát giá tại chợ địa phương hoặc cửa hàng gần nhà, tra cứu lượng protein (và lipid hoặc năng lượng) trên 100 g; được dùng chatbot AI để tra cứu nhưng phải đối chiếu với Bảng thành phần thực phẩm Việt Nam và ghi Nhật ký sử dụng AI.</w:t>
       </w:r>
     </w:p>
     <w:p>
@@ -20067,7 +20061,7 @@
         <w:t>Câu 7.</w:t>
       </w:r>
       <w:r>
-        <w:t xml:space="preserve"> Bếp ăn bán trú của một trường ở Vĩnh Thạnh mỗi ngày mua </w:t>
+        <w:t xml:space="preserve"> Bếp ăn bán trú của một trường ở địa phương mỗi ngày mua </w:t>
       </w:r>
       <m:oMath>
         <m:r>
@@ -34814,193 +34808,10 @@
         <w:jc w:val="both"/>
       </w:pPr>
     </w:p>
-    <w:tbl>
-      <w:tblPr>
-        <w:tblW w:w="10200" w:type="dxa"/>
-        <w:tblCellMar>
-          <w:left w:w="10" w:type="dxa"/>
-          <w:right w:w="10" w:type="dxa"/>
-        </w:tblCellMar>
-        <w:tblLook w:val="04A0" w:firstRow="1" w:lastRow="0" w:firstColumn="1" w:lastColumn="0" w:noHBand="0" w:noVBand="1"/>
-      </w:tblPr>
-      <w:tblGrid>
-        <w:gridCol w:w="5100"/>
-        <w:gridCol w:w="5100"/>
-      </w:tblGrid>
-      <w:tr>
-        <w:trPr>
-          <w:cantSplit/>
-        </w:trPr>
-        <w:tc>
-          <w:tcPr>
-            <w:tcW w:w="5100" w:type="dxa"/>
-          </w:tcPr>
-          <w:p>
-            <w:pPr>
-              <w:keepNext/>
-              <w:keepLines/>
-              <w:jc w:val="center"/>
-            </w:pPr>
-            <w:r>
-              <w:rPr>
-                <w:b/>
-                <w:bCs/>
-              </w:rPr>
-              <w:t>TỔ PHÓ CHUYÊN MÔN</w:t>
-            </w:r>
-          </w:p>
-          <w:p>
-            <w:pPr>
-              <w:keepNext/>
-              <w:keepLines/>
-              <w:jc w:val="center"/>
-            </w:pPr>
-          </w:p>
-          <w:p>
-            <w:pPr>
-              <w:keepNext/>
-              <w:keepLines/>
-              <w:jc w:val="center"/>
-            </w:pPr>
-          </w:p>
-          <w:p>
-            <w:pPr>
-              <w:keepNext/>
-              <w:keepLines/>
-              <w:jc w:val="center"/>
-            </w:pPr>
-          </w:p>
-          <w:p>
-            <w:pPr>
-              <w:keepNext/>
-              <w:keepLines/>
-              <w:jc w:val="center"/>
-            </w:pPr>
-          </w:p>
-          <w:p>
-            <w:pPr>
-              <w:keepNext/>
-              <w:keepLines/>
-              <w:jc w:val="center"/>
-            </w:pPr>
-          </w:p>
-          <w:p>
-            <w:pPr>
-              <w:keepNext/>
-              <w:keepLines/>
-              <w:jc w:val="center"/>
-            </w:pPr>
-            <w:r>
-              <w:rPr>
-                <w:b/>
-                <w:bCs/>
-              </w:rPr>
-              <w:t>Hứa Văn Mỹ Vương</w:t>
-            </w:r>
-          </w:p>
-        </w:tc>
-        <w:tc>
-          <w:tcPr>
-            <w:tcW w:w="5100" w:type="dxa"/>
-          </w:tcPr>
-          <w:p>
-            <w:pPr>
-              <w:keepNext/>
-              <w:keepLines/>
-              <w:jc w:val="center"/>
-            </w:pPr>
-            <w:r>
-              <w:rPr>
-                <w:b/>
-                <w:bCs/>
-              </w:rPr>
-              <w:t>Người soạn</w:t>
-            </w:r>
-          </w:p>
-          <w:p>
-            <w:pPr>
-              <w:keepNext/>
-              <w:keepLines/>
-              <w:jc w:val="center"/>
-            </w:pPr>
-          </w:p>
-          <w:p>
-            <w:pPr>
-              <w:keepNext/>
-              <w:keepLines/>
-              <w:jc w:val="center"/>
-            </w:pPr>
-          </w:p>
-          <w:p>
-            <w:pPr>
-              <w:keepNext/>
-              <w:keepLines/>
-              <w:jc w:val="center"/>
-            </w:pPr>
-          </w:p>
-          <w:p>
-            <w:pPr>
-              <w:keepNext/>
-              <w:keepLines/>
-              <w:jc w:val="center"/>
-            </w:pPr>
-          </w:p>
-          <w:p>
-            <w:pPr>
-              <w:keepNext/>
-              <w:keepLines/>
-              <w:jc w:val="center"/>
-            </w:pPr>
-          </w:p>
-          <w:p>
-            <w:pPr>
-              <w:keepNext/>
-              <w:keepLines/>
-              <w:jc w:val="center"/>
-            </w:pPr>
-            <w:r>
-              <w:rPr>
-                <w:b/>
-                <w:bCs/>
-              </w:rPr>
-              <w:t>Trương Tử Trang</w:t>
-            </w:r>
-          </w:p>
-        </w:tc>
-      </w:tr>
-    </w:tbl>
     <w:p>
       <w:pPr>
         <w:keepNext/>
       </w:pPr>
-    </w:p>
-    <w:p>
-      <w:pPr>
-        <w:keepNext/>
-        <w:keepLines/>
-        <w:jc w:val="center"/>
-      </w:pPr>
-      <w:r>
-        <w:rPr>
-          <w:b/>
-          <w:bCs/>
-        </w:rPr>
-        <w:t>KIỂM TRA CỦA LÃNH ĐẠO</w:t>
-      </w:r>
-    </w:p>
-    <w:p>
-      <w:pPr>
-        <w:keepNext/>
-        <w:keepLines/>
-        <w:jc w:val="center"/>
-      </w:pPr>
-      <w:r>
-        <w:rPr>
-          <w:b/>
-          <w:bCs/>
-        </w:rPr>
-        <w:t>PHÓ HIỆU TRƯỞNG</w:t>
-      </w:r>
     </w:p>
     <w:p>
       <w:pPr>
@@ -35041,12 +34852,126 @@
           <w:b/>
           <w:bCs/>
         </w:rPr>
-        <w:t>Bùi Xuân Thanh</w:t>
+        <w:t>……………</w:t>
+      </w:r>
+    </w:p>
+    <w:p>
+      <w:pPr>
+        <w:jc w:val="center"/>
+      </w:pPr>
+      <w:r>
+        <w:rPr>
+          <w:b/>
+        </w:rPr>
+        <w:t>CỦNG CỐ CUỐI BÀI – SƠ ĐỒ TƯ DUY</w:t>
+      </w:r>
+    </w:p>
+    <w:p>
+      <w:pPr>
+        <w:jc w:val="center"/>
+      </w:pPr>
+      <w:r>
+        <w:drawing>
+          <wp:inline xmlns:a="http://schemas.openxmlformats.org/drawingml/2006/main" xmlns:pic="http://schemas.openxmlformats.org/drawingml/2006/picture">
+            <wp:extent cx="5940000" cy="3335425"/>
+            <wp:docPr id="1014" name="Picture 1014"/>
+            <wp:cNvGraphicFramePr>
+              <a:graphicFrameLocks noChangeAspect="1"/>
+            </wp:cNvGraphicFramePr>
+            <a:graphic>
+              <a:graphicData uri="http://schemas.openxmlformats.org/drawingml/2006/picture">
+                <pic:pic>
+                  <pic:nvPicPr>
+                    <pic:cNvPr id="0" name="image.png"/>
+                    <pic:cNvPicPr/>
+                  </pic:nvPicPr>
+                  <pic:blipFill>
+                    <a:blip r:embed="rId22"/>
+                    <a:stretch>
+                      <a:fillRect/>
+                    </a:stretch>
+                  </pic:blipFill>
+                  <pic:spPr>
+                    <a:xfrm>
+                      <a:off x="0" y="0"/>
+                      <a:ext cx="5940000" cy="3335425"/>
+                    </a:xfrm>
+                    <a:prstGeom prst="rect"/>
+                  </pic:spPr>
+                </pic:pic>
+              </a:graphicData>
+            </a:graphic>
+          </wp:inline>
+        </w:drawing>
+      </w:r>
+    </w:p>
+    <w:p>
+      <w:pPr>
+        <w:jc w:val="center"/>
+      </w:pPr>
+      <w:r>
+        <w:rPr>
+          <w:i/>
+          <w:sz w:val="20"/>
+        </w:rPr>
+        <w:t>Sơ đồ tư duy – Hệ BPT – Khẩu phần ăn (TTT biên soạn theo SGK)</w:t>
+      </w:r>
+    </w:p>
+    <w:p>
+      <w:pPr>
+        <w:jc w:val="center"/>
+      </w:pPr>
+      <w:r>
+        <w:drawing>
+          <wp:inline xmlns:a="http://schemas.openxmlformats.org/drawingml/2006/main" xmlns:pic="http://schemas.openxmlformats.org/drawingml/2006/picture">
+            <wp:extent cx="1440000" cy="1440000"/>
+            <wp:docPr id="1010" name="Picture 1010"/>
+            <wp:cNvGraphicFramePr>
+              <a:graphicFrameLocks noChangeAspect="1"/>
+            </wp:cNvGraphicFramePr>
+            <a:graphic>
+              <a:graphicData uri="http://schemas.openxmlformats.org/drawingml/2006/picture">
+                <pic:pic>
+                  <pic:nvPicPr>
+                    <pic:cNvPr id="0" name="_qr_cc_bai4_t10.html.png"/>
+                    <pic:cNvPicPr/>
+                  </pic:nvPicPr>
+                  <pic:blipFill>
+                    <a:blip r:embed="rId23"/>
+                    <a:stretch>
+                      <a:fillRect/>
+                    </a:stretch>
+                  </pic:blipFill>
+                  <pic:spPr>
+                    <a:xfrm>
+                      <a:off x="0" y="0"/>
+                      <a:ext cx="1440000" cy="1440000"/>
+                    </a:xfrm>
+                    <a:prstGeom prst="rect"/>
+                  </pic:spPr>
+                </pic:pic>
+              </a:graphicData>
+            </a:graphic>
+          </wp:inline>
+        </w:drawing>
+      </w:r>
+    </w:p>
+    <w:p>
+      <w:pPr>
+        <w:jc w:val="center"/>
+      </w:pPr>
+      <w:r>
+        <w:rPr>
+          <w:i/>
+        </w:rPr>
+        <w:t>Bài tập củng cố trực tuyến (phòng thi bảo mật – đáp án niêm phong): https://trangtu66.github.io/Taode_thi_online/cc_bai4_t10.html</w:t>
       </w:r>
     </w:p>
     <w:sectPr>
       <w:headerReference w:type="default" r:id="rId16"/>
       <w:footerReference w:type="default" r:id="rId17"/>
+      <w:headerReference w:type="first" r:id="rId20"/>
+      <w:footerReference w:type="first" r:id="rId21"/>
       <w:pgSz w:w="11906" w:h="16838"/>
       <w:pgMar w:top="851" w:right="851" w:bottom="851" w:left="851" w:header="454" w:footer="454" w:gutter="0"/>
       <w:cols w:space="720"/>
@@ -35097,7 +35022,7 @@
         <w:sz w:val="22"/>
         <w:szCs w:val="22"/>
       </w:rPr>
-      <w:t>GV: Trương Tử Trang</w:t>
+      <w:t>GV: TTT</w:t>
     </w:r>
     <w:r>
       <w:rPr>
@@ -35176,6 +35101,16 @@
 </w:ftr>
 </file>
 
+<file path=word/footer2.xml><?xml version="1.0" encoding="utf-8"?>
+<w:ftr xmlns:m="http://schemas.openxmlformats.org/officeDocument/2006/math" xmlns:mc="http://schemas.openxmlformats.org/markup-compatibility/2006" xmlns:mo="http://schemas.microsoft.com/office/mac/office/2008/main" xmlns:mv="urn:schemas-microsoft-com:mac:vml" xmlns:o="urn:schemas-microsoft-com:office:office" xmlns:r="http://schemas.openxmlformats.org/officeDocument/2006/relationships" xmlns:v="urn:schemas-microsoft-com:vml" xmlns:w10="urn:schemas-microsoft-com:office:word" xmlns:w14="http://schemas.microsoft.com/office/word/2010/wordml" xmlns:w="http://schemas.openxmlformats.org/wordprocessingml/2006/main" xmlns:wne="http://schemas.microsoft.com/office/word/2006/wordml" xmlns:wp14="http://schemas.microsoft.com/office/word/2010/wordprocessingDrawing" xmlns:wp="http://schemas.openxmlformats.org/drawingml/2006/wordprocessingDrawing" xmlns:wpc="http://schemas.microsoft.com/office/word/2010/wordprocessingCanvas" xmlns:wpg="http://schemas.microsoft.com/office/word/2010/wordprocessingGroup" xmlns:wpi="http://schemas.microsoft.com/office/word/2010/wordprocessingInk" xmlns:wps="http://schemas.microsoft.com/office/word/2010/wordprocessingShape" mc:Ignorable="w14 wp14">
+  <w:p>
+    <w:pPr>
+      <w:pStyle w:val="Footer"/>
+    </w:pPr>
+  </w:p>
+</w:ftr>
+</file>
+
 <file path=word/footnotes.xml><?xml version="1.0" encoding="utf-8"?>
 <w:footnotes xmlns:wpc="http://schemas.microsoft.com/office/word/2010/wordprocessingCanvas" xmlns:cx="http://schemas.microsoft.com/office/drawing/2014/chartex" xmlns:cx1="http://schemas.microsoft.com/office/drawing/2015/9/8/chartex" xmlns:cx2="http://schemas.microsoft.com/office/drawing/2015/10/21/chartex" xmlns:cx3="http://schemas.microsoft.com/office/drawing/2016/5/9/chartex" xmlns:cx4="http://schemas.microsoft.com/office/drawing/2016/5/10/chartex" xmlns:cx5="http://schemas.microsoft.com/office/drawing/2016/5/11/chartex" xmlns:cx6="http://schemas.microsoft.com/office/drawing/2016/5/12/chartex" xmlns:cx7="http://schemas.microsoft.com/office/drawing/2016/5/13/chartex" xmlns:cx8="http://schemas.microsoft.com/office/drawing/2016/5/14/chartex" xmlns:mc="http://schemas.openxmlformats.org/markup-compatibility/2006" xmlns:aink="http://schemas.microsoft.com/office/drawing/2016/ink" xmlns:am3d="http://schemas.microsoft.com/office/drawing/2017/model3d" xmlns:o="urn:schemas-microsoft-com:office:office" xmlns:oel="http://schemas.microsoft.com/office/2019/extlst" xmlns:r="http://schemas.openxmlformats.org/officeDocument/2006/relationships" xmlns:m="http://schemas.openxmlformats.org/officeDocument/2006/math" xmlns:v="urn:schemas-microsoft-com:vml" xmlns:wp14="http://schemas.microsoft.com/office/word/2010/wordprocessingDrawing" xmlns:wp="http://schemas.openxmlformats.org/drawingml/2006/wordprocessingDrawing" xmlns:w10="urn:schemas-microsoft-com:office:word" xmlns:w="http://schemas.openxmlformats.org/wordprocessingml/2006/main" xmlns:w14="http://schemas.microsoft.com/office/word/2010/wordml" xmlns:w15="http://schemas.microsoft.com/office/word/2012/wordml" xmlns:w16cex="http://schemas.microsoft.com/office/word/2018/wordml/cex" xmlns:w16cid="http://schemas.microsoft.com/office/word/2016/wordml/cid" xmlns:w16="http://schemas.microsoft.com/office/word/2018/wordml" xmlns:w16du="http://schemas.microsoft.com/office/word/2023/wordml/word16du" xmlns:w16sdtdh="http://schemas.microsoft.com/office/word/2020/wordml/sdtdatahash" xmlns:w16sdtfl="http://schemas.microsoft.com/office/word/2024/wordml/sdtformatlock" xmlns:w16se="http://schemas.microsoft.com/office/word/2015/wordml/symex" xmlns:wpg="http://schemas.microsoft.com/office/word/2010/wordprocessingGroup" xmlns:wpi="http://schemas.microsoft.com/office/word/2010/wordprocessingInk" xmlns:wne="http://schemas.microsoft.com/office/word/2006/wordml" xmlns:wps="http://schemas.microsoft.com/office/word/2010/wordprocessingShape" mc:Ignorable="w14 w15 w16se w16cid w16 w16cex w16sdtdh w16sdtfl w16du wp14">
   <w:footnote w:type="separator" w:id="-1">
@@ -35232,6 +35167,16 @@
       <w:tab/>
       <w:t>Năm học 2026-2027</w:t>
     </w:r>
+  </w:p>
+</w:hdr>
+</file>
+
+<file path=word/header2.xml><?xml version="1.0" encoding="utf-8"?>
+<w:hdr xmlns:m="http://schemas.openxmlformats.org/officeDocument/2006/math" xmlns:mc="http://schemas.openxmlformats.org/markup-compatibility/2006" xmlns:mo="http://schemas.microsoft.com/office/mac/office/2008/main" xmlns:mv="urn:schemas-microsoft-com:mac:vml" xmlns:o="urn:schemas-microsoft-com:office:office" xmlns:r="http://schemas.openxmlformats.org/officeDocument/2006/relationships" xmlns:v="urn:schemas-microsoft-com:vml" xmlns:w10="urn:schemas-microsoft-com:office:word" xmlns:w14="http://schemas.microsoft.com/office/word/2010/wordml" xmlns:w="http://schemas.openxmlformats.org/wordprocessingml/2006/main" xmlns:wne="http://schemas.microsoft.com/office/word/2006/wordml" xmlns:wp14="http://schemas.microsoft.com/office/word/2010/wordprocessingDrawing" xmlns:wp="http://schemas.openxmlformats.org/drawingml/2006/wordprocessingDrawing" xmlns:wpc="http://schemas.microsoft.com/office/word/2010/wordprocessingCanvas" xmlns:wpg="http://schemas.microsoft.com/office/word/2010/wordprocessingGroup" xmlns:wpi="http://schemas.microsoft.com/office/word/2010/wordprocessingInk" xmlns:wps="http://schemas.microsoft.com/office/word/2010/wordprocessingShape" mc:Ignorable="w14 wp14">
+  <w:p>
+    <w:pPr>
+      <w:pStyle w:val="Header"/>
+    </w:pPr>
   </w:p>
 </w:hdr>
 </file>

--- a/mon/toan/khbd/lop10/KHBD_STEM_Bai4_HeBPT_KhauPhanAn_Toan10.docx
+++ b/mon/toan/khbd/lop10/KHBD_STEM_Bai4_HeBPT_KhauPhanAn_Toan10.docx
@@ -122,8 +122,8 @@
           <w:b/>
           <w:bCs/>
           <w:color w:val="FF0000"/>
-          <w:sz w:val="28"/>
-          <w:szCs w:val="28"/>
+          <w:sz w:val="24"/>
+          <w:szCs w:val="24"/>
         </w:rPr>
         <w:t>KẾ HOẠCH BÀI DẠY STEM MÔN TOÁN LỚP 10</w:t>
       </w:r>
@@ -34912,7 +34912,7 @@
       <w:r>
         <w:rPr>
           <w:i/>
-          <w:sz w:val="20"/>
+          <w:sz w:val="24"/>
         </w:rPr>
         <w:t>Sơ đồ tư duy – Hệ BPT – Khẩu phần ăn (TTT biên soạn theo SGK)</w:t>
       </w:r>
@@ -35019,8 +35019,8 @@
         <w:i/>
         <w:iCs/>
         <w:color w:val="404040"/>
-        <w:sz w:val="22"/>
-        <w:szCs w:val="22"/>
+        <w:sz w:val="24"/>
+        <w:szCs w:val="24"/>
       </w:rPr>
       <w:t>GV: TTT</w:t>
     </w:r>
@@ -35031,8 +35031,8 @@
         <w:i/>
         <w:iCs/>
         <w:color w:val="404040"/>
-        <w:sz w:val="22"/>
-        <w:szCs w:val="22"/>
+        <w:sz w:val="24"/>
+        <w:szCs w:val="24"/>
       </w:rPr>
       <w:tab/>
       <w:t xml:space="preserve">Trang </w:t>
@@ -35044,8 +35044,8 @@
         <w:i/>
         <w:iCs/>
         <w:color w:val="404040"/>
-        <w:sz w:val="22"/>
-        <w:szCs w:val="22"/>
+        <w:sz w:val="24"/>
+        <w:szCs w:val="24"/>
       </w:rPr>
       <w:fldChar w:fldCharType="begin"/>
     </w:r>
@@ -35056,8 +35056,8 @@
         <w:i/>
         <w:iCs/>
         <w:color w:val="404040"/>
-        <w:sz w:val="22"/>
-        <w:szCs w:val="22"/>
+        <w:sz w:val="24"/>
+        <w:szCs w:val="24"/>
       </w:rPr>
       <w:instrText xml:space="preserve"> PAGE </w:instrText>
     </w:r>
@@ -35068,8 +35068,8 @@
         <w:i/>
         <w:iCs/>
         <w:color w:val="404040"/>
-        <w:sz w:val="22"/>
-        <w:szCs w:val="22"/>
+        <w:sz w:val="24"/>
+        <w:szCs w:val="24"/>
       </w:rPr>
       <w:fldChar w:fldCharType="separate"/>
     </w:r>
@@ -35080,8 +35080,8 @@
         <w:i/>
         <w:iCs/>
         <w:color w:val="404040"/>
-        <w:sz w:val="22"/>
-        <w:szCs w:val="22"/>
+        <w:sz w:val="24"/>
+        <w:szCs w:val="24"/>
       </w:rPr>
       <w:t>1</w:t>
     </w:r>
@@ -35092,8 +35092,8 @@
         <w:i/>
         <w:iCs/>
         <w:color w:val="404040"/>
-        <w:sz w:val="22"/>
-        <w:szCs w:val="22"/>
+        <w:sz w:val="24"/>
+        <w:szCs w:val="24"/>
       </w:rPr>
       <w:fldChar w:fldCharType="end"/>
     </w:r>
@@ -35149,8 +35149,8 @@
         <w:i/>
         <w:iCs/>
         <w:color w:val="404040"/>
-        <w:sz w:val="22"/>
-        <w:szCs w:val="22"/>
+        <w:sz w:val="24"/>
+        <w:szCs w:val="24"/>
       </w:rPr>
       <w:t>KHBD-TOÁN10</w:t>
     </w:r>
@@ -35161,8 +35161,8 @@
         <w:i/>
         <w:iCs/>
         <w:color w:val="404040"/>
-        <w:sz w:val="22"/>
-        <w:szCs w:val="22"/>
+        <w:sz w:val="24"/>
+        <w:szCs w:val="24"/>
       </w:rPr>
       <w:tab/>
       <w:t>Năm học 2026-2027</w:t>
@@ -35457,10 +35457,10 @@
   <w:docDefaults>
     <w:rPrDefault>
       <w:rPr>
-        <w:rFonts w:ascii="Times New Roman" w:eastAsia="Times New Roman" w:hAnsi="Times New Roman" w:cs="Times New Roman"/>
-        <w:sz w:val="26"/>
-        <w:szCs w:val="26"/>
+        <w:rFonts w:ascii="Times New Roman" w:hAnsi="Times New Roman" w:eastAsia="Times New Roman" w:cs="Times New Roman"/>
         <w:lang w:val="en-GB" w:eastAsia="en-GB" w:bidi="ar-SA"/>
+        <w:sz w:val="24"/>
+        <w:szCs w:val="24"/>
       </w:rPr>
     </w:rPrDefault>
     <w:pPrDefault/>
@@ -35856,8 +35856,8 @@
     </w:pPr>
     <w:rPr>
       <w:color w:val="2E74B5"/>
-      <w:sz w:val="32"/>
-      <w:szCs w:val="32"/>
+      <w:sz w:val="24"/>
+      <w:szCs w:val="24"/>
     </w:rPr>
   </w:style>
   <w:style w:type="paragraph" w:styleId="Heading2">
@@ -35961,8 +35961,8 @@
     <w:uiPriority w:val="10"/>
     <w:qFormat/>
     <w:rPr>
-      <w:sz w:val="56"/>
-      <w:szCs w:val="56"/>
+      <w:sz w:val="24"/>
+      <w:szCs w:val="24"/>
     </w:rPr>
   </w:style>
   <w:style w:type="paragraph" w:customStyle="1" w:styleId="Strong1">
@@ -36002,8 +36002,8 @@
     <w:semiHidden/>
     <w:unhideWhenUsed/>
     <w:rPr>
-      <w:sz w:val="20"/>
-      <w:szCs w:val="20"/>
+      <w:sz w:val="24"/>
+      <w:szCs w:val="24"/>
     </w:rPr>
   </w:style>
   <w:style w:type="character" w:customStyle="1" w:styleId="FootnoteTextChar">
@@ -36013,8 +36013,8 @@
     <w:semiHidden/>
     <w:unhideWhenUsed/>
     <w:rPr>
-      <w:sz w:val="20"/>
-      <w:szCs w:val="20"/>
+      <w:sz w:val="24"/>
+      <w:szCs w:val="24"/>
     </w:rPr>
   </w:style>
   <w:style w:type="character" w:styleId="EndnoteReference">
@@ -36033,8 +36033,8 @@
     <w:semiHidden/>
     <w:unhideWhenUsed/>
     <w:rPr>
-      <w:sz w:val="20"/>
-      <w:szCs w:val="20"/>
+      <w:sz w:val="24"/>
+      <w:szCs w:val="24"/>
     </w:rPr>
   </w:style>
   <w:style w:type="character" w:customStyle="1" w:styleId="EndnoteTextChar">
@@ -36044,8 +36044,8 @@
     <w:semiHidden/>
     <w:unhideWhenUsed/>
     <w:rPr>
-      <w:sz w:val="20"/>
-      <w:szCs w:val="20"/>
+      <w:sz w:val="24"/>
+      <w:szCs w:val="24"/>
     </w:rPr>
   </w:style>
 </w:styles>
